--- a/CÔNG TY TNHH LỢI KHÁCH/LoiKhach_ThayDoiDDPL/HoSo2_Mẫu số 12_DeNghiThayDoi.docx
+++ b/CÔNG TY TNHH LỢI KHÁCH/LoiKhach_ThayDoiDDPL/HoSo2_Mẫu số 12_DeNghiThayDoi.docx
@@ -66,7 +66,7 @@
                 <w:sz w:val="28"/>
                 <w:szCs w:val="28"/>
               </w:rPr>
-              <w:t>CÔNG TY TNHH TM - DV THIÊN VINH</w:t>
+              <w:t>CÔNG TY TNHH LỢI KHÁCH</w:t>
             </w:r>
           </w:p>
         </w:tc>
@@ -261,7 +261,7 @@
                 <w:sz w:val="26"/>
                 <w:szCs w:val="26"/>
               </w:rPr>
-              <w:t>, ngày</w:t>
+              <w:t xml:space="preserve">, </w:t>
             </w:r>
             <w:r>
               <w:rPr>
@@ -270,72 +270,7 @@
                 <w:sz w:val="26"/>
                 <w:szCs w:val="26"/>
               </w:rPr>
-              <w:t xml:space="preserve"> </w:t>
-            </w:r>
-            <w:r>
-              <w:rPr>
-                <w:rFonts w:ascii="Times New Roman" w:eastAsia="Times New Roman" w:hAnsi="Times New Roman" w:cs="Times New Roman"/>
-                <w:i/>
-                <w:sz w:val="26"/>
-                <w:szCs w:val="26"/>
-              </w:rPr>
-              <w:t>19</w:t>
-            </w:r>
-            <w:r>
-              <w:rPr>
-                <w:rFonts w:ascii="Times New Roman" w:eastAsia="Times New Roman" w:hAnsi="Times New Roman" w:cs="Times New Roman"/>
-                <w:i/>
-                <w:sz w:val="26"/>
-                <w:szCs w:val="26"/>
-              </w:rPr>
-              <w:t xml:space="preserve"> tháng</w:t>
-            </w:r>
-            <w:r>
-              <w:rPr>
-                <w:rFonts w:ascii="Times New Roman" w:eastAsia="Times New Roman" w:hAnsi="Times New Roman" w:cs="Times New Roman"/>
-                <w:i/>
-                <w:sz w:val="26"/>
-                <w:szCs w:val="26"/>
-              </w:rPr>
-              <w:t xml:space="preserve"> </w:t>
-            </w:r>
-            <w:r>
-              <w:rPr>
-                <w:rFonts w:ascii="Times New Roman" w:eastAsia="Times New Roman" w:hAnsi="Times New Roman" w:cs="Times New Roman"/>
-                <w:i/>
-                <w:sz w:val="26"/>
-                <w:szCs w:val="26"/>
-              </w:rPr>
-              <w:t>6</w:t>
-            </w:r>
-            <w:bookmarkStart w:id="1" w:name="_GoBack"/>
-            <w:bookmarkEnd w:id="1"/>
-            <w:r>
-              <w:rPr>
-                <w:rFonts w:ascii="Times New Roman" w:eastAsia="Times New Roman" w:hAnsi="Times New Roman" w:cs="Times New Roman"/>
-                <w:i/>
-                <w:sz w:val="26"/>
-                <w:szCs w:val="26"/>
-              </w:rPr>
-              <w:t xml:space="preserve"> năm </w:t>
-            </w:r>
-            <w:r>
-              <w:rPr>
-                <w:rFonts w:ascii="Times New Roman" w:eastAsia="Times New Roman" w:hAnsi="Times New Roman" w:cs="Times New Roman"/>
-                <w:i/>
-                <w:sz w:val="26"/>
-                <w:szCs w:val="26"/>
-              </w:rPr>
-              <w:t>202</w:t>
-            </w:r>
-            <w:r>
-              <w:rPr>
-                <w:rFonts w:ascii="Times New Roman" w:eastAsia="Times New Roman" w:hAnsi="Times New Roman" w:cs="Times New Roman"/>
-                <w:i/>
-                <w:sz w:val="26"/>
-                <w:szCs w:val="26"/>
-              </w:rPr>
-              <w:t>6</w:t>
+              <w:t>ngày 24 tháng 06 năm 2026</w:t>
             </w:r>
           </w:p>
         </w:tc>
@@ -442,7 +377,7 @@
         <w:br/>
         <w:t xml:space="preserve">Đăng ký </w:t>
       </w:r>
-      <w:bookmarkStart w:id="2" w:name="_Hlk174028475"/>
+      <w:bookmarkStart w:id="1" w:name="_Hlk174028475"/>
       <w:r>
         <w:rPr>
           <w:rFonts w:ascii="Times New Roman" w:eastAsia="Calibri" w:hAnsi="Times New Roman" w:cs="Times New Roman"/>
@@ -452,7 +387,7 @@
         </w:rPr>
         <w:t>thay đổi nội dung Giấy chứng nhận đăng ký doanh nghiệp</w:t>
       </w:r>
-      <w:bookmarkEnd w:id="2"/>
+      <w:bookmarkEnd w:id="1"/>
       <w:r>
         <w:rPr>
           <w:rFonts w:ascii="Times New Roman" w:eastAsia="Calibri" w:hAnsi="Times New Roman" w:cs="Times New Roman"/>
@@ -1027,7 +962,7 @@
           <w:sz w:val="28"/>
           <w:szCs w:val="28"/>
         </w:rPr>
-        <w:t>CÔNG TY TNHH TM - DV THIÊN VINH</w:t>
+        <w:t>CÔNG TY TNHH LỢI KHÁCH</w:t>
       </w:r>
     </w:p>
     <w:p>
@@ -1054,11 +989,11 @@
       </w:r>
       <w:r>
         <w:rPr>
-          <w:rFonts w:ascii="Times New Roman" w:eastAsia="Calibri" w:hAnsi="Times New Roman" w:cs="Times New Roman"/>
-          <w:sz w:val="28"/>
-          <w:szCs w:val="28"/>
-        </w:rPr>
-        <w:t>3703127125</w:t>
+          <w:rFonts w:ascii="Times New Roman" w:eastAsia="Times New Roman" w:hAnsi="Times New Roman" w:cs="Times New Roman"/>
+          <w:sz w:val="24"/>
+          <w:szCs w:val="24"/>
+        </w:rPr>
+        <w:t>3703394561</w:t>
       </w:r>
     </w:p>
     <w:p>
@@ -1168,7 +1103,7 @@
           <w:szCs w:val="28"/>
         </w:rPr>
       </w:pPr>
-      <w:bookmarkStart w:id="3" w:name="_Hlk177941427"/>
+      <w:bookmarkStart w:id="2" w:name="_Hlk177941427"/>
       <w:r>
         <w:rPr>
           <w:rFonts w:ascii="Times New Roman" w:eastAsia="Calibri" w:hAnsi="Times New Roman" w:cs="Times New Roman"/>
@@ -1186,9 +1121,9 @@
         </w:rPr>
         <w:t>Doanh nghiệp chọn và kê khai vào trang tương ứng với nội dung đăng ký/</w:t>
       </w:r>
-      <w:bookmarkStart w:id="4" w:name="_Hlk177941461"/>
+      <w:bookmarkStart w:id="3" w:name="_Hlk177941461"/>
     </w:p>
-    <w:bookmarkEnd w:id="4"/>
+    <w:bookmarkEnd w:id="3"/>
     <w:p>
       <w:pPr>
         <w:tabs>
@@ -1220,7 +1155,7 @@
         </w:rPr>
         <w:t>)</w:t>
       </w:r>
-      <w:bookmarkEnd w:id="3"/>
+      <w:bookmarkEnd w:id="2"/>
     </w:p>
     <w:p>
       <w:pPr>
@@ -1887,7 +1822,7 @@
         </w:rPr>
         <w:t xml:space="preserve">- Doanh </w:t>
       </w:r>
-      <w:bookmarkStart w:id="5" w:name="_Hlk177941472"/>
+      <w:bookmarkStart w:id="4" w:name="_Hlk177941472"/>
       <w:r>
         <w:rPr>
           <w:rFonts w:ascii="Times New Roman" w:eastAsia="Calibri" w:hAnsi="Times New Roman" w:cs="Times New Roman"/>
@@ -1919,7 +1854,7 @@
         <w:t xml:space="preserve">              Không</w:t>
       </w:r>
     </w:p>
-    <w:bookmarkEnd w:id="5"/>
+    <w:bookmarkEnd w:id="4"/>
     <w:p>
       <w:pPr>
         <w:spacing w:before="120" w:after="120" w:line="240" w:lineRule="auto"/>
@@ -1971,8 +1906,8 @@
           <w:vertAlign w:val="superscript"/>
         </w:rPr>
       </w:pPr>
-      <w:bookmarkStart w:id="6" w:name="_Hlk177941885"/>
-      <w:bookmarkStart w:id="7" w:name="_Hlk177941696"/>
+      <w:bookmarkStart w:id="5" w:name="_Hlk177941885"/>
+      <w:bookmarkStart w:id="6" w:name="_Hlk177941696"/>
       <w:r>
         <w:rPr>
           <w:rFonts w:ascii="Times New Roman" w:eastAsia="Calibri" w:hAnsi="Times New Roman" w:cs="Times New Roman"/>
@@ -1993,16 +1928,16 @@
         </w:rPr>
         <w:t xml:space="preserve">THAY ĐỔI </w:t>
       </w:r>
+      <w:bookmarkEnd w:id="5"/>
+      <w:r>
+        <w:rPr>
+          <w:rFonts w:ascii="Times New Roman" w:eastAsia="Calibri" w:hAnsi="Times New Roman" w:cs="Times New Roman"/>
+          <w:sz w:val="28"/>
+          <w:szCs w:val="28"/>
+        </w:rPr>
+        <w:t>NGÀNH, NGHỀ KINH DOANH</w:t>
+      </w:r>
       <w:bookmarkEnd w:id="6"/>
-      <w:r>
-        <w:rPr>
-          <w:rFonts w:ascii="Times New Roman" w:eastAsia="Calibri" w:hAnsi="Times New Roman" w:cs="Times New Roman"/>
-          <w:sz w:val="28"/>
-          <w:szCs w:val="28"/>
-        </w:rPr>
-        <w:t>NGÀNH, NGHỀ KINH DOANH</w:t>
-      </w:r>
-      <w:bookmarkEnd w:id="7"/>
       <w:r>
         <w:rPr>
           <w:rFonts w:ascii="Times New Roman" w:eastAsia="Calibri" w:hAnsi="Times New Roman" w:cs="Times New Roman"/>
@@ -2059,514 +1994,15 @@
         </w:rPr>
         <w:t>):</w:t>
       </w:r>
+      <w:r>
+        <w:rPr>
+          <w:rFonts w:ascii="Times New Roman" w:eastAsia="Calibri" w:hAnsi="Times New Roman" w:cs="Times New Roman"/>
+          <w:sz w:val="28"/>
+          <w:szCs w:val="28"/>
+        </w:rPr>
+        <w:t xml:space="preserve"> Không có</w:t>
+      </w:r>
     </w:p>
-    <w:tbl>
-      <w:tblPr>
-        <w:tblStyle w:val="TableGrid"/>
-        <w:tblW w:w="0" w:type="auto"/>
-        <w:jc w:val="center"/>
-        <w:tblLook w:val="04A0" w:firstRow="1" w:lastRow="0" w:firstColumn="1" w:lastColumn="0" w:noHBand="0" w:noVBand="1"/>
-      </w:tblPr>
-      <w:tblGrid>
-        <w:gridCol w:w="632"/>
-        <w:gridCol w:w="917"/>
-        <w:gridCol w:w="6495"/>
-        <w:gridCol w:w="1018"/>
-      </w:tblGrid>
-      <w:tr>
-        <w:trPr>
-          <w:tblHeader/>
-          <w:jc w:val="center"/>
-        </w:trPr>
-        <w:tc>
-          <w:tcPr>
-            <w:tcW w:w="0" w:type="auto"/>
-            <w:shd w:val="clear" w:color="auto" w:fill="D9EAF7"/>
-            <w:vAlign w:val="center"/>
-          </w:tcPr>
-          <w:p>
-            <w:pPr>
-              <w:jc w:val="center"/>
-              <w:rPr>
-                <w:rFonts w:ascii="Times New Roman" w:eastAsia="Times New Roman" w:hAnsi="Times New Roman" w:cs="Times New Roman"/>
-                <w:sz w:val="24"/>
-              </w:rPr>
-            </w:pPr>
-            <w:r>
-              <w:rPr>
-                <w:rFonts w:ascii="Times New Roman" w:eastAsia="Times New Roman" w:hAnsi="Times New Roman" w:cs="Times New Roman"/>
-                <w:b/>
-              </w:rPr>
-              <w:t>STT</w:t>
-            </w:r>
-          </w:p>
-        </w:tc>
-        <w:tc>
-          <w:tcPr>
-            <w:tcW w:w="0" w:type="auto"/>
-            <w:shd w:val="clear" w:color="auto" w:fill="D9EAF7"/>
-            <w:vAlign w:val="center"/>
-          </w:tcPr>
-          <w:p>
-            <w:pPr>
-              <w:jc w:val="center"/>
-              <w:rPr>
-                <w:rFonts w:ascii="Times New Roman" w:eastAsia="Times New Roman" w:hAnsi="Times New Roman" w:cs="Times New Roman"/>
-                <w:sz w:val="24"/>
-              </w:rPr>
-            </w:pPr>
-            <w:r>
-              <w:rPr>
-                <w:rFonts w:ascii="Times New Roman" w:eastAsia="Times New Roman" w:hAnsi="Times New Roman" w:cs="Times New Roman"/>
-                <w:b/>
-              </w:rPr>
-              <w:t>Mã ngành</w:t>
-            </w:r>
-          </w:p>
-        </w:tc>
-        <w:tc>
-          <w:tcPr>
-            <w:tcW w:w="0" w:type="auto"/>
-            <w:shd w:val="clear" w:color="auto" w:fill="D9EAF7"/>
-            <w:vAlign w:val="center"/>
-          </w:tcPr>
-          <w:p>
-            <w:pPr>
-              <w:spacing w:before="120" w:line="340" w:lineRule="exact"/>
-              <w:jc w:val="center"/>
-              <w:rPr>
-                <w:rFonts w:ascii="Times New Roman" w:eastAsia="Calibri" w:hAnsi="Times New Roman" w:cs="Times New Roman"/>
-                <w:sz w:val="28"/>
-                <w:szCs w:val="28"/>
-              </w:rPr>
-            </w:pPr>
-            <w:r>
-              <w:rPr>
-                <w:rFonts w:ascii="Times New Roman" w:eastAsia="Calibri" w:hAnsi="Times New Roman" w:cs="Times New Roman"/>
-                <w:sz w:val="28"/>
-                <w:szCs w:val="28"/>
-              </w:rPr>
-              <w:t xml:space="preserve">Tên ngành, nghề kinh doanh </w:t>
-            </w:r>
-          </w:p>
-          <w:p>
-            <w:pPr>
-              <w:jc w:val="center"/>
-              <w:rPr>
-                <w:rFonts w:ascii="Times New Roman" w:eastAsia="Times New Roman" w:hAnsi="Times New Roman" w:cs="Times New Roman"/>
-                <w:sz w:val="24"/>
-              </w:rPr>
-            </w:pPr>
-            <w:r>
-              <w:rPr>
-                <w:rFonts w:ascii="Times New Roman" w:eastAsia="Calibri" w:hAnsi="Times New Roman" w:cs="Times New Roman"/>
-                <w:sz w:val="28"/>
-                <w:szCs w:val="28"/>
-              </w:rPr>
-              <w:t>được bổ sung</w:t>
-            </w:r>
-          </w:p>
-        </w:tc>
-        <w:tc>
-          <w:tcPr>
-            <w:tcW w:w="0" w:type="auto"/>
-            <w:shd w:val="clear" w:color="auto" w:fill="D9EAF7"/>
-            <w:vAlign w:val="center"/>
-          </w:tcPr>
-          <w:p>
-            <w:pPr>
-              <w:jc w:val="center"/>
-              <w:rPr>
-                <w:rFonts w:ascii="Times New Roman" w:eastAsia="Times New Roman" w:hAnsi="Times New Roman" w:cs="Times New Roman"/>
-                <w:sz w:val="24"/>
-              </w:rPr>
-            </w:pPr>
-            <w:r>
-              <w:rPr>
-                <w:rFonts w:ascii="Times New Roman" w:eastAsia="Times New Roman" w:hAnsi="Times New Roman" w:cs="Times New Roman"/>
-                <w:b/>
-              </w:rPr>
-              <w:t>Ngành chính</w:t>
-            </w:r>
-          </w:p>
-        </w:tc>
-      </w:tr>
-      <w:tr>
-        <w:trPr>
-          <w:cantSplit/>
-          <w:jc w:val="center"/>
-        </w:trPr>
-        <w:tc>
-          <w:tcPr>
-            <w:tcW w:w="0" w:type="auto"/>
-          </w:tcPr>
-          <w:p>
-            <w:pPr>
-              <w:jc w:val="center"/>
-              <w:rPr>
-                <w:rFonts w:ascii="Times New Roman" w:eastAsia="Times New Roman" w:hAnsi="Times New Roman" w:cs="Times New Roman"/>
-                <w:sz w:val="24"/>
-              </w:rPr>
-            </w:pPr>
-            <w:r>
-              <w:rPr>
-                <w:rFonts w:ascii="Times New Roman" w:eastAsia="Times New Roman" w:hAnsi="Times New Roman" w:cs="Times New Roman"/>
-              </w:rPr>
-              <w:t>1</w:t>
-            </w:r>
-          </w:p>
-        </w:tc>
-        <w:tc>
-          <w:tcPr>
-            <w:tcW w:w="0" w:type="auto"/>
-          </w:tcPr>
-          <w:p>
-            <w:pPr>
-              <w:jc w:val="center"/>
-              <w:rPr>
-                <w:rFonts w:ascii="Times New Roman" w:eastAsia="Times New Roman" w:hAnsi="Times New Roman" w:cs="Times New Roman"/>
-                <w:sz w:val="24"/>
-              </w:rPr>
-            </w:pPr>
-            <w:r>
-              <w:rPr>
-                <w:rFonts w:ascii="Times New Roman" w:eastAsia="Times New Roman" w:hAnsi="Times New Roman" w:cs="Times New Roman"/>
-              </w:rPr>
-              <w:t>6821</w:t>
-            </w:r>
-          </w:p>
-        </w:tc>
-        <w:tc>
-          <w:tcPr>
-            <w:tcW w:w="0" w:type="auto"/>
-          </w:tcPr>
-          <w:p>
-            <w:pPr>
-              <w:rPr>
-                <w:rFonts w:ascii="Times New Roman" w:eastAsia="Times New Roman" w:hAnsi="Times New Roman" w:cs="Times New Roman"/>
-                <w:sz w:val="24"/>
-              </w:rPr>
-            </w:pPr>
-            <w:r>
-              <w:rPr>
-                <w:rFonts w:ascii="Times New Roman" w:eastAsia="Times New Roman" w:hAnsi="Times New Roman" w:cs="Times New Roman"/>
-                <w:b/>
-              </w:rPr>
-              <w:t>Dịch vụ trung gian cho hoạt động bất động sản</w:t>
-            </w:r>
-          </w:p>
-        </w:tc>
-        <w:tc>
-          <w:tcPr>
-            <w:tcW w:w="0" w:type="auto"/>
-          </w:tcPr>
-          <w:p>
-            <w:pPr>
-              <w:jc w:val="center"/>
-              <w:rPr>
-                <w:rFonts w:ascii="Times New Roman" w:eastAsia="Times New Roman" w:hAnsi="Times New Roman" w:cs="Times New Roman"/>
-                <w:sz w:val="24"/>
-              </w:rPr>
-            </w:pPr>
-          </w:p>
-        </w:tc>
-      </w:tr>
-      <w:tr>
-        <w:trPr>
-          <w:cantSplit/>
-          <w:jc w:val="center"/>
-        </w:trPr>
-        <w:tc>
-          <w:tcPr>
-            <w:tcW w:w="0" w:type="auto"/>
-          </w:tcPr>
-          <w:p>
-            <w:pPr>
-              <w:jc w:val="center"/>
-              <w:rPr>
-                <w:rFonts w:ascii="Times New Roman" w:eastAsia="Times New Roman" w:hAnsi="Times New Roman" w:cs="Times New Roman"/>
-                <w:sz w:val="24"/>
-              </w:rPr>
-            </w:pPr>
-            <w:r>
-              <w:rPr>
-                <w:rFonts w:ascii="Times New Roman" w:eastAsia="Times New Roman" w:hAnsi="Times New Roman" w:cs="Times New Roman"/>
-              </w:rPr>
-              <w:t>2</w:t>
-            </w:r>
-          </w:p>
-        </w:tc>
-        <w:tc>
-          <w:tcPr>
-            <w:tcW w:w="0" w:type="auto"/>
-          </w:tcPr>
-          <w:p>
-            <w:pPr>
-              <w:jc w:val="center"/>
-              <w:rPr>
-                <w:rFonts w:ascii="Times New Roman" w:eastAsia="Times New Roman" w:hAnsi="Times New Roman" w:cs="Times New Roman"/>
-                <w:sz w:val="24"/>
-              </w:rPr>
-            </w:pPr>
-            <w:r>
-              <w:rPr>
-                <w:rFonts w:ascii="Times New Roman" w:eastAsia="Times New Roman" w:hAnsi="Times New Roman" w:cs="Times New Roman"/>
-              </w:rPr>
-              <w:t>4679</w:t>
-            </w:r>
-          </w:p>
-        </w:tc>
-        <w:tc>
-          <w:tcPr>
-            <w:tcW w:w="0" w:type="auto"/>
-          </w:tcPr>
-          <w:p>
-            <w:pPr>
-              <w:rPr>
-                <w:rFonts w:ascii="Times New Roman" w:eastAsia="Times New Roman" w:hAnsi="Times New Roman" w:cs="Times New Roman"/>
-                <w:sz w:val="24"/>
-              </w:rPr>
-            </w:pPr>
-            <w:r>
-              <w:rPr>
-                <w:rFonts w:ascii="Times New Roman" w:eastAsia="Times New Roman" w:hAnsi="Times New Roman" w:cs="Times New Roman"/>
-                <w:b/>
-              </w:rPr>
-              <w:t>Bán buôn chuyên doanh khác chưa được phân vào đâu</w:t>
-            </w:r>
-          </w:p>
-          <w:p>
-            <w:pPr>
-              <w:spacing w:before="40"/>
-              <w:rPr>
-                <w:rFonts w:ascii="Times New Roman" w:eastAsia="Times New Roman" w:hAnsi="Times New Roman" w:cs="Times New Roman"/>
-                <w:sz w:val="24"/>
-              </w:rPr>
-            </w:pPr>
-            <w:r>
-              <w:rPr>
-                <w:rFonts w:ascii="Times New Roman" w:eastAsia="Times New Roman" w:hAnsi="Times New Roman" w:cs="Times New Roman"/>
-              </w:rPr>
-              <w:t>Chi tiết:</w:t>
-            </w:r>
-            <w:r>
-              <w:rPr>
-                <w:rFonts w:ascii="Times New Roman" w:eastAsia="Times New Roman" w:hAnsi="Times New Roman" w:cs="Times New Roman"/>
-                <w:sz w:val="24"/>
-              </w:rPr>
-              <w:br/>
-            </w:r>
-            <w:r>
-              <w:rPr>
-                <w:rFonts w:ascii="Times New Roman" w:eastAsia="Times New Roman" w:hAnsi="Times New Roman" w:cs="Times New Roman"/>
-              </w:rPr>
-              <w:t>- Bán buôn phân bón, thuốc trừ sâu và hóa chất khác sử dụng trong nông nghiệp</w:t>
-            </w:r>
-            <w:r>
-              <w:rPr>
-                <w:rFonts w:ascii="Times New Roman" w:eastAsia="Times New Roman" w:hAnsi="Times New Roman" w:cs="Times New Roman"/>
-                <w:sz w:val="24"/>
-              </w:rPr>
-              <w:br/>
-            </w:r>
-            <w:r>
-              <w:rPr>
-                <w:rFonts w:ascii="Times New Roman" w:eastAsia="Times New Roman" w:hAnsi="Times New Roman" w:cs="Times New Roman"/>
-              </w:rPr>
-              <w:t>- Bán buôn hoá chất sử dụng trong lĩnh vực công nghiệp,chất dẻo dạng nguyên sinh ,bao bì nhựa PVC,PE,PP,giấy nhám,băng keo,keo dán giấy ,dây điện, hạt nhựa tái chế và hạt nhựa nguyên sinh</w:t>
-            </w:r>
-          </w:p>
-        </w:tc>
-        <w:tc>
-          <w:tcPr>
-            <w:tcW w:w="0" w:type="auto"/>
-          </w:tcPr>
-          <w:p>
-            <w:pPr>
-              <w:jc w:val="center"/>
-              <w:rPr>
-                <w:rFonts w:ascii="Times New Roman" w:eastAsia="Times New Roman" w:hAnsi="Times New Roman" w:cs="Times New Roman"/>
-                <w:sz w:val="24"/>
-              </w:rPr>
-            </w:pPr>
-          </w:p>
-        </w:tc>
-      </w:tr>
-      <w:tr>
-        <w:trPr>
-          <w:cantSplit/>
-          <w:jc w:val="center"/>
-        </w:trPr>
-        <w:tc>
-          <w:tcPr>
-            <w:tcW w:w="0" w:type="auto"/>
-          </w:tcPr>
-          <w:p>
-            <w:pPr>
-              <w:jc w:val="center"/>
-              <w:rPr>
-                <w:rFonts w:ascii="Times New Roman" w:eastAsia="Times New Roman" w:hAnsi="Times New Roman" w:cs="Times New Roman"/>
-                <w:sz w:val="24"/>
-              </w:rPr>
-            </w:pPr>
-            <w:r>
-              <w:rPr>
-                <w:rFonts w:ascii="Times New Roman" w:eastAsia="Times New Roman" w:hAnsi="Times New Roman" w:cs="Times New Roman"/>
-              </w:rPr>
-              <w:t>3</w:t>
-            </w:r>
-          </w:p>
-        </w:tc>
-        <w:tc>
-          <w:tcPr>
-            <w:tcW w:w="0" w:type="auto"/>
-          </w:tcPr>
-          <w:p>
-            <w:pPr>
-              <w:jc w:val="center"/>
-              <w:rPr>
-                <w:rFonts w:ascii="Times New Roman" w:eastAsia="Times New Roman" w:hAnsi="Times New Roman" w:cs="Times New Roman"/>
-                <w:sz w:val="24"/>
-              </w:rPr>
-            </w:pPr>
-            <w:r>
-              <w:rPr>
-                <w:rFonts w:ascii="Times New Roman" w:eastAsia="Times New Roman" w:hAnsi="Times New Roman" w:cs="Times New Roman"/>
-              </w:rPr>
-              <w:t>9623</w:t>
-            </w:r>
-          </w:p>
-        </w:tc>
-        <w:tc>
-          <w:tcPr>
-            <w:tcW w:w="0" w:type="auto"/>
-          </w:tcPr>
-          <w:p>
-            <w:pPr>
-              <w:rPr>
-                <w:rFonts w:ascii="Times New Roman" w:eastAsia="Times New Roman" w:hAnsi="Times New Roman" w:cs="Times New Roman"/>
-                <w:sz w:val="24"/>
-              </w:rPr>
-            </w:pPr>
-            <w:r>
-              <w:rPr>
-                <w:rFonts w:ascii="Times New Roman" w:eastAsia="Times New Roman" w:hAnsi="Times New Roman" w:cs="Times New Roman"/>
-                <w:b/>
-              </w:rPr>
-              <w:t>Dịch vụ spa và xông hơi</w:t>
-            </w:r>
-          </w:p>
-        </w:tc>
-        <w:tc>
-          <w:tcPr>
-            <w:tcW w:w="0" w:type="auto"/>
-          </w:tcPr>
-          <w:p>
-            <w:pPr>
-              <w:jc w:val="center"/>
-              <w:rPr>
-                <w:rFonts w:ascii="Times New Roman" w:eastAsia="Times New Roman" w:hAnsi="Times New Roman" w:cs="Times New Roman"/>
-                <w:sz w:val="24"/>
-              </w:rPr>
-            </w:pPr>
-          </w:p>
-        </w:tc>
-      </w:tr>
-      <w:tr>
-        <w:trPr>
-          <w:cantSplit/>
-          <w:jc w:val="center"/>
-        </w:trPr>
-        <w:tc>
-          <w:tcPr>
-            <w:tcW w:w="0" w:type="auto"/>
-          </w:tcPr>
-          <w:p>
-            <w:pPr>
-              <w:jc w:val="center"/>
-              <w:rPr>
-                <w:rFonts w:ascii="Times New Roman" w:eastAsia="Times New Roman" w:hAnsi="Times New Roman" w:cs="Times New Roman"/>
-                <w:sz w:val="24"/>
-              </w:rPr>
-            </w:pPr>
-            <w:r>
-              <w:rPr>
-                <w:rFonts w:ascii="Times New Roman" w:eastAsia="Times New Roman" w:hAnsi="Times New Roman" w:cs="Times New Roman"/>
-              </w:rPr>
-              <w:t>4</w:t>
-            </w:r>
-          </w:p>
-        </w:tc>
-        <w:tc>
-          <w:tcPr>
-            <w:tcW w:w="0" w:type="auto"/>
-          </w:tcPr>
-          <w:p>
-            <w:pPr>
-              <w:jc w:val="center"/>
-              <w:rPr>
-                <w:rFonts w:ascii="Times New Roman" w:eastAsia="Times New Roman" w:hAnsi="Times New Roman" w:cs="Times New Roman"/>
-                <w:sz w:val="24"/>
-              </w:rPr>
-            </w:pPr>
-            <w:r>
-              <w:rPr>
-                <w:rFonts w:ascii="Times New Roman" w:eastAsia="Times New Roman" w:hAnsi="Times New Roman" w:cs="Times New Roman"/>
-              </w:rPr>
-              <w:t>9621</w:t>
-            </w:r>
-          </w:p>
-        </w:tc>
-        <w:tc>
-          <w:tcPr>
-            <w:tcW w:w="0" w:type="auto"/>
-          </w:tcPr>
-          <w:p>
-            <w:pPr>
-              <w:rPr>
-                <w:rFonts w:ascii="Times New Roman" w:eastAsia="Times New Roman" w:hAnsi="Times New Roman" w:cs="Times New Roman"/>
-                <w:b/>
-              </w:rPr>
-            </w:pPr>
-            <w:r>
-              <w:rPr>
-                <w:rFonts w:ascii="Times New Roman" w:eastAsia="Times New Roman" w:hAnsi="Times New Roman" w:cs="Times New Roman"/>
-                <w:b/>
-              </w:rPr>
-              <w:t>Dịch vụ làm tóc</w:t>
-            </w:r>
-          </w:p>
-          <w:p>
-            <w:pPr>
-              <w:rPr>
-                <w:rFonts w:ascii="Times New Roman" w:eastAsia="Times New Roman" w:hAnsi="Times New Roman" w:cs="Times New Roman"/>
-                <w:sz w:val="24"/>
-              </w:rPr>
-            </w:pPr>
-            <w:r>
-              <w:rPr>
-                <w:rFonts w:ascii="Times New Roman" w:eastAsia="Times New Roman" w:hAnsi="Times New Roman"/>
-              </w:rPr>
-              <w:t>Chi tiết: Cắt tóc, làm đầu, gội đầu, làm móng tay, móng chân</w:t>
-            </w:r>
-          </w:p>
-        </w:tc>
-        <w:tc>
-          <w:tcPr>
-            <w:tcW w:w="0" w:type="auto"/>
-          </w:tcPr>
-          <w:p>
-            <w:pPr>
-              <w:jc w:val="center"/>
-              <w:rPr>
-                <w:rFonts w:ascii="Times New Roman" w:eastAsia="Times New Roman" w:hAnsi="Times New Roman" w:cs="Times New Roman"/>
-                <w:sz w:val="24"/>
-              </w:rPr>
-            </w:pPr>
-          </w:p>
-        </w:tc>
-      </w:tr>
-    </w:tbl>
     <w:p>
       <w:pPr>
         <w:spacing w:before="240" w:after="120" w:line="340" w:lineRule="exact"/>
@@ -2652,495 +2088,15 @@
         </w:rPr>
         <w:t>):</w:t>
       </w:r>
+      <w:r>
+        <w:rPr>
+          <w:rFonts w:ascii="Times New Roman" w:eastAsia="Calibri" w:hAnsi="Times New Roman" w:cs="Times New Roman"/>
+          <w:sz w:val="28"/>
+          <w:szCs w:val="28"/>
+        </w:rPr>
+        <w:t xml:space="preserve"> Không có</w:t>
+      </w:r>
     </w:p>
-    <w:tbl>
-      <w:tblPr>
-        <w:tblStyle w:val="TableGrid1"/>
-        <w:tblW w:w="0" w:type="auto"/>
-        <w:jc w:val="center"/>
-        <w:tblLook w:val="04A0" w:firstRow="1" w:lastRow="0" w:firstColumn="1" w:lastColumn="0" w:noHBand="0" w:noVBand="1"/>
-      </w:tblPr>
-      <w:tblGrid>
-        <w:gridCol w:w="632"/>
-        <w:gridCol w:w="917"/>
-        <w:gridCol w:w="6495"/>
-        <w:gridCol w:w="1018"/>
-      </w:tblGrid>
-      <w:tr>
-        <w:trPr>
-          <w:tblHeader/>
-          <w:jc w:val="center"/>
-        </w:trPr>
-        <w:tc>
-          <w:tcPr>
-            <w:tcW w:w="0" w:type="auto"/>
-            <w:shd w:val="clear" w:color="auto" w:fill="D9EAF7"/>
-            <w:vAlign w:val="center"/>
-          </w:tcPr>
-          <w:p>
-            <w:pPr>
-              <w:jc w:val="center"/>
-              <w:rPr>
-                <w:rFonts w:ascii="Times New Roman" w:eastAsia="Times New Roman" w:hAnsi="Times New Roman" w:cs="Times New Roman"/>
-                <w:sz w:val="24"/>
-              </w:rPr>
-            </w:pPr>
-            <w:r>
-              <w:rPr>
-                <w:rFonts w:ascii="Times New Roman" w:eastAsia="Times New Roman" w:hAnsi="Times New Roman" w:cs="Times New Roman"/>
-                <w:b/>
-              </w:rPr>
-              <w:t>STT</w:t>
-            </w:r>
-          </w:p>
-        </w:tc>
-        <w:tc>
-          <w:tcPr>
-            <w:tcW w:w="0" w:type="auto"/>
-            <w:shd w:val="clear" w:color="auto" w:fill="D9EAF7"/>
-            <w:vAlign w:val="center"/>
-          </w:tcPr>
-          <w:p>
-            <w:pPr>
-              <w:jc w:val="center"/>
-              <w:rPr>
-                <w:rFonts w:ascii="Times New Roman" w:eastAsia="Times New Roman" w:hAnsi="Times New Roman" w:cs="Times New Roman"/>
-                <w:sz w:val="24"/>
-              </w:rPr>
-            </w:pPr>
-            <w:r>
-              <w:rPr>
-                <w:rFonts w:ascii="Times New Roman" w:eastAsia="Times New Roman" w:hAnsi="Times New Roman" w:cs="Times New Roman"/>
-                <w:b/>
-              </w:rPr>
-              <w:t>Mã ngành</w:t>
-            </w:r>
-          </w:p>
-        </w:tc>
-        <w:tc>
-          <w:tcPr>
-            <w:tcW w:w="0" w:type="auto"/>
-            <w:shd w:val="clear" w:color="auto" w:fill="D9EAF7"/>
-            <w:vAlign w:val="center"/>
-          </w:tcPr>
-          <w:p>
-            <w:pPr>
-              <w:jc w:val="center"/>
-              <w:rPr>
-                <w:rFonts w:ascii="Times New Roman" w:eastAsia="Times New Roman" w:hAnsi="Times New Roman" w:cs="Times New Roman"/>
-                <w:sz w:val="24"/>
-              </w:rPr>
-            </w:pPr>
-            <w:r>
-              <w:rPr>
-                <w:rFonts w:ascii="Times New Roman" w:eastAsia="Times New Roman" w:hAnsi="Times New Roman" w:cs="Times New Roman"/>
-                <w:b/>
-              </w:rPr>
-              <w:t>Tên ngành bao gồm chi tiết</w:t>
-            </w:r>
-          </w:p>
-        </w:tc>
-        <w:tc>
-          <w:tcPr>
-            <w:tcW w:w="0" w:type="auto"/>
-            <w:shd w:val="clear" w:color="auto" w:fill="D9EAF7"/>
-            <w:vAlign w:val="center"/>
-          </w:tcPr>
-          <w:p>
-            <w:pPr>
-              <w:jc w:val="center"/>
-              <w:rPr>
-                <w:rFonts w:ascii="Times New Roman" w:eastAsia="Times New Roman" w:hAnsi="Times New Roman" w:cs="Times New Roman"/>
-                <w:sz w:val="24"/>
-              </w:rPr>
-            </w:pPr>
-            <w:r>
-              <w:rPr>
-                <w:rFonts w:ascii="Times New Roman" w:eastAsia="Times New Roman" w:hAnsi="Times New Roman" w:cs="Times New Roman"/>
-                <w:b/>
-              </w:rPr>
-              <w:t>Ngành chính</w:t>
-            </w:r>
-          </w:p>
-        </w:tc>
-      </w:tr>
-      <w:tr>
-        <w:trPr>
-          <w:cantSplit/>
-          <w:jc w:val="center"/>
-        </w:trPr>
-        <w:tc>
-          <w:tcPr>
-            <w:tcW w:w="0" w:type="auto"/>
-          </w:tcPr>
-          <w:p>
-            <w:pPr>
-              <w:jc w:val="center"/>
-              <w:rPr>
-                <w:rFonts w:ascii="Times New Roman" w:eastAsia="Times New Roman" w:hAnsi="Times New Roman" w:cs="Times New Roman"/>
-                <w:sz w:val="24"/>
-              </w:rPr>
-            </w:pPr>
-            <w:r>
-              <w:rPr>
-                <w:rFonts w:ascii="Times New Roman" w:eastAsia="Times New Roman" w:hAnsi="Times New Roman" w:cs="Times New Roman"/>
-              </w:rPr>
-              <w:t>1</w:t>
-            </w:r>
-          </w:p>
-        </w:tc>
-        <w:tc>
-          <w:tcPr>
-            <w:tcW w:w="0" w:type="auto"/>
-          </w:tcPr>
-          <w:p>
-            <w:pPr>
-              <w:jc w:val="center"/>
-              <w:rPr>
-                <w:rFonts w:ascii="Times New Roman" w:eastAsia="Times New Roman" w:hAnsi="Times New Roman" w:cs="Times New Roman"/>
-                <w:sz w:val="24"/>
-              </w:rPr>
-            </w:pPr>
-            <w:r>
-              <w:rPr>
-                <w:rFonts w:ascii="Times New Roman" w:eastAsia="Times New Roman" w:hAnsi="Times New Roman" w:cs="Times New Roman"/>
-              </w:rPr>
-              <w:t>6820</w:t>
-            </w:r>
-          </w:p>
-        </w:tc>
-        <w:tc>
-          <w:tcPr>
-            <w:tcW w:w="0" w:type="auto"/>
-          </w:tcPr>
-          <w:p>
-            <w:pPr>
-              <w:rPr>
-                <w:rFonts w:ascii="Times New Roman" w:eastAsia="Times New Roman" w:hAnsi="Times New Roman" w:cs="Times New Roman"/>
-                <w:sz w:val="24"/>
-              </w:rPr>
-            </w:pPr>
-            <w:r>
-              <w:rPr>
-                <w:rFonts w:ascii="Times New Roman" w:eastAsia="Times New Roman" w:hAnsi="Times New Roman" w:cs="Times New Roman"/>
-                <w:b/>
-              </w:rPr>
-              <w:t>Tư vấn, môi giới, đấu giá bất động sản, đấu giá quyền sử dụng đất</w:t>
-            </w:r>
-          </w:p>
-        </w:tc>
-        <w:tc>
-          <w:tcPr>
-            <w:tcW w:w="0" w:type="auto"/>
-          </w:tcPr>
-          <w:p>
-            <w:pPr>
-              <w:jc w:val="center"/>
-              <w:rPr>
-                <w:rFonts w:ascii="Times New Roman" w:eastAsia="Times New Roman" w:hAnsi="Times New Roman" w:cs="Times New Roman"/>
-                <w:sz w:val="24"/>
-              </w:rPr>
-            </w:pPr>
-          </w:p>
-        </w:tc>
-      </w:tr>
-      <w:tr>
-        <w:trPr>
-          <w:cantSplit/>
-          <w:jc w:val="center"/>
-        </w:trPr>
-        <w:tc>
-          <w:tcPr>
-            <w:tcW w:w="0" w:type="auto"/>
-          </w:tcPr>
-          <w:p>
-            <w:pPr>
-              <w:jc w:val="center"/>
-              <w:rPr>
-                <w:rFonts w:ascii="Times New Roman" w:eastAsia="Times New Roman" w:hAnsi="Times New Roman" w:cs="Times New Roman"/>
-                <w:sz w:val="24"/>
-              </w:rPr>
-            </w:pPr>
-            <w:r>
-              <w:rPr>
-                <w:rFonts w:ascii="Times New Roman" w:eastAsia="Times New Roman" w:hAnsi="Times New Roman" w:cs="Times New Roman"/>
-              </w:rPr>
-              <w:t>2</w:t>
-            </w:r>
-          </w:p>
-        </w:tc>
-        <w:tc>
-          <w:tcPr>
-            <w:tcW w:w="0" w:type="auto"/>
-          </w:tcPr>
-          <w:p>
-            <w:pPr>
-              <w:jc w:val="center"/>
-              <w:rPr>
-                <w:rFonts w:ascii="Times New Roman" w:eastAsia="Times New Roman" w:hAnsi="Times New Roman" w:cs="Times New Roman"/>
-                <w:sz w:val="24"/>
-              </w:rPr>
-            </w:pPr>
-            <w:r>
-              <w:rPr>
-                <w:rFonts w:ascii="Times New Roman" w:eastAsia="Times New Roman" w:hAnsi="Times New Roman" w:cs="Times New Roman"/>
-              </w:rPr>
-              <w:t>4669</w:t>
-            </w:r>
-          </w:p>
-        </w:tc>
-        <w:tc>
-          <w:tcPr>
-            <w:tcW w:w="0" w:type="auto"/>
-          </w:tcPr>
-          <w:p>
-            <w:pPr>
-              <w:rPr>
-                <w:rFonts w:ascii="Times New Roman" w:eastAsia="Times New Roman" w:hAnsi="Times New Roman" w:cs="Times New Roman"/>
-                <w:sz w:val="24"/>
-              </w:rPr>
-            </w:pPr>
-            <w:r>
-              <w:rPr>
-                <w:rFonts w:ascii="Times New Roman" w:eastAsia="Times New Roman" w:hAnsi="Times New Roman" w:cs="Times New Roman"/>
-                <w:b/>
-              </w:rPr>
-              <w:t>Bán buôn chuyên doanh khác chưa được phân vào đâu</w:t>
-            </w:r>
-          </w:p>
-          <w:p>
-            <w:pPr>
-              <w:spacing w:before="40"/>
-              <w:rPr>
-                <w:rFonts w:ascii="Times New Roman" w:eastAsia="Times New Roman" w:hAnsi="Times New Roman" w:cs="Times New Roman"/>
-                <w:sz w:val="24"/>
-              </w:rPr>
-            </w:pPr>
-            <w:r>
-              <w:rPr>
-                <w:rFonts w:ascii="Times New Roman" w:eastAsia="Times New Roman" w:hAnsi="Times New Roman" w:cs="Times New Roman"/>
-              </w:rPr>
-              <w:t>Chi tiết:</w:t>
-            </w:r>
-            <w:r>
-              <w:rPr>
-                <w:rFonts w:ascii="Times New Roman" w:eastAsia="Times New Roman" w:hAnsi="Times New Roman" w:cs="Times New Roman"/>
-                <w:sz w:val="24"/>
-              </w:rPr>
-              <w:br/>
-            </w:r>
-            <w:r>
-              <w:rPr>
-                <w:rFonts w:ascii="Times New Roman" w:eastAsia="Times New Roman" w:hAnsi="Times New Roman" w:cs="Times New Roman"/>
-              </w:rPr>
-              <w:t>- Bán buôn phân bón, thuốc trừ sâu và hóa chất khác sử dụng trong nông nghiệp</w:t>
-            </w:r>
-            <w:r>
-              <w:rPr>
-                <w:rFonts w:ascii="Times New Roman" w:eastAsia="Times New Roman" w:hAnsi="Times New Roman" w:cs="Times New Roman"/>
-                <w:sz w:val="24"/>
-              </w:rPr>
-              <w:br/>
-            </w:r>
-            <w:r>
-              <w:rPr>
-                <w:rFonts w:ascii="Times New Roman" w:eastAsia="Times New Roman" w:hAnsi="Times New Roman" w:cs="Times New Roman"/>
-              </w:rPr>
-              <w:t>- Bán buôn hoá chất sử dụng trong lĩnh vực công nghiệp,chất dẻo dạng nguyên sinh ,bao bì nhựa PVC,PE,PP,giấy nhám,băng keo,keo dán giấy ,dây điện, hạt nhựa tái chế và hạt nhựa nguyên sinh</w:t>
-            </w:r>
-          </w:p>
-        </w:tc>
-        <w:tc>
-          <w:tcPr>
-            <w:tcW w:w="0" w:type="auto"/>
-          </w:tcPr>
-          <w:p>
-            <w:pPr>
-              <w:jc w:val="center"/>
-              <w:rPr>
-                <w:rFonts w:ascii="Times New Roman" w:eastAsia="Times New Roman" w:hAnsi="Times New Roman" w:cs="Times New Roman"/>
-                <w:sz w:val="24"/>
-              </w:rPr>
-            </w:pPr>
-          </w:p>
-        </w:tc>
-      </w:tr>
-      <w:tr>
-        <w:trPr>
-          <w:cantSplit/>
-          <w:jc w:val="center"/>
-        </w:trPr>
-        <w:tc>
-          <w:tcPr>
-            <w:tcW w:w="0" w:type="auto"/>
-          </w:tcPr>
-          <w:p>
-            <w:pPr>
-              <w:jc w:val="center"/>
-              <w:rPr>
-                <w:rFonts w:ascii="Times New Roman" w:eastAsia="Times New Roman" w:hAnsi="Times New Roman" w:cs="Times New Roman"/>
-                <w:sz w:val="24"/>
-              </w:rPr>
-            </w:pPr>
-            <w:r>
-              <w:rPr>
-                <w:rFonts w:ascii="Times New Roman" w:eastAsia="Times New Roman" w:hAnsi="Times New Roman" w:cs="Times New Roman"/>
-              </w:rPr>
-              <w:t>3</w:t>
-            </w:r>
-          </w:p>
-        </w:tc>
-        <w:tc>
-          <w:tcPr>
-            <w:tcW w:w="0" w:type="auto"/>
-          </w:tcPr>
-          <w:p>
-            <w:pPr>
-              <w:jc w:val="center"/>
-              <w:rPr>
-                <w:rFonts w:ascii="Times New Roman" w:eastAsia="Times New Roman" w:hAnsi="Times New Roman" w:cs="Times New Roman"/>
-                <w:sz w:val="24"/>
-              </w:rPr>
-            </w:pPr>
-            <w:r>
-              <w:rPr>
-                <w:rFonts w:ascii="Times New Roman" w:eastAsia="Times New Roman" w:hAnsi="Times New Roman" w:cs="Times New Roman"/>
-              </w:rPr>
-              <w:t>9610</w:t>
-            </w:r>
-          </w:p>
-        </w:tc>
-        <w:tc>
-          <w:tcPr>
-            <w:tcW w:w="0" w:type="auto"/>
-          </w:tcPr>
-          <w:p>
-            <w:pPr>
-              <w:rPr>
-                <w:rFonts w:ascii="Times New Roman" w:eastAsia="Times New Roman" w:hAnsi="Times New Roman" w:cs="Times New Roman"/>
-                <w:sz w:val="24"/>
-              </w:rPr>
-            </w:pPr>
-            <w:r>
-              <w:rPr>
-                <w:rFonts w:ascii="Times New Roman" w:eastAsia="Times New Roman" w:hAnsi="Times New Roman" w:cs="Times New Roman"/>
-                <w:b/>
-              </w:rPr>
-              <w:t>Dịch vụ tắm hơi, massage và các dịch vụ tăng cường sức khoẻ tương tự (trừ hoạt động thể thao)</w:t>
-            </w:r>
-          </w:p>
-        </w:tc>
-        <w:tc>
-          <w:tcPr>
-            <w:tcW w:w="0" w:type="auto"/>
-          </w:tcPr>
-          <w:p>
-            <w:pPr>
-              <w:jc w:val="center"/>
-              <w:rPr>
-                <w:rFonts w:ascii="Times New Roman" w:eastAsia="Times New Roman" w:hAnsi="Times New Roman" w:cs="Times New Roman"/>
-                <w:sz w:val="24"/>
-              </w:rPr>
-            </w:pPr>
-          </w:p>
-        </w:tc>
-      </w:tr>
-      <w:tr>
-        <w:trPr>
-          <w:cantSplit/>
-          <w:jc w:val="center"/>
-        </w:trPr>
-        <w:tc>
-          <w:tcPr>
-            <w:tcW w:w="0" w:type="auto"/>
-          </w:tcPr>
-          <w:p>
-            <w:pPr>
-              <w:jc w:val="center"/>
-              <w:rPr>
-                <w:rFonts w:ascii="Times New Roman" w:eastAsia="Times New Roman" w:hAnsi="Times New Roman" w:cs="Times New Roman"/>
-                <w:sz w:val="24"/>
-              </w:rPr>
-            </w:pPr>
-            <w:r>
-              <w:rPr>
-                <w:rFonts w:ascii="Times New Roman" w:eastAsia="Times New Roman" w:hAnsi="Times New Roman" w:cs="Times New Roman"/>
-              </w:rPr>
-              <w:t>4</w:t>
-            </w:r>
-          </w:p>
-        </w:tc>
-        <w:tc>
-          <w:tcPr>
-            <w:tcW w:w="0" w:type="auto"/>
-          </w:tcPr>
-          <w:p>
-            <w:pPr>
-              <w:jc w:val="center"/>
-              <w:rPr>
-                <w:rFonts w:ascii="Times New Roman" w:eastAsia="Times New Roman" w:hAnsi="Times New Roman" w:cs="Times New Roman"/>
-                <w:sz w:val="24"/>
-              </w:rPr>
-            </w:pPr>
-            <w:r>
-              <w:rPr>
-                <w:rFonts w:ascii="Times New Roman" w:eastAsia="Times New Roman" w:hAnsi="Times New Roman" w:cs="Times New Roman"/>
-              </w:rPr>
-              <w:t>9631</w:t>
-            </w:r>
-          </w:p>
-        </w:tc>
-        <w:tc>
-          <w:tcPr>
-            <w:tcW w:w="0" w:type="auto"/>
-          </w:tcPr>
-          <w:p>
-            <w:pPr>
-              <w:rPr>
-                <w:rFonts w:ascii="Times New Roman" w:eastAsia="Times New Roman" w:hAnsi="Times New Roman" w:cs="Times New Roman"/>
-                <w:sz w:val="24"/>
-              </w:rPr>
-            </w:pPr>
-            <w:r>
-              <w:rPr>
-                <w:rFonts w:ascii="Times New Roman" w:eastAsia="Times New Roman" w:hAnsi="Times New Roman" w:cs="Times New Roman"/>
-                <w:b/>
-              </w:rPr>
-              <w:t>Cắt tóc, làm đầu, gội đầu</w:t>
-            </w:r>
-          </w:p>
-          <w:p>
-            <w:pPr>
-              <w:spacing w:before="40"/>
-              <w:rPr>
-                <w:rFonts w:ascii="Times New Roman" w:eastAsia="Times New Roman" w:hAnsi="Times New Roman" w:cs="Times New Roman"/>
-                <w:sz w:val="24"/>
-              </w:rPr>
-            </w:pPr>
-            <w:r>
-              <w:rPr>
-                <w:rFonts w:ascii="Times New Roman" w:eastAsia="Times New Roman" w:hAnsi="Times New Roman" w:cs="Times New Roman"/>
-              </w:rPr>
-              <w:t>Chi tiết: Cắt tóc, làm đầu, gội đầu, làm móng tay, móng chân</w:t>
-            </w:r>
-          </w:p>
-        </w:tc>
-        <w:tc>
-          <w:tcPr>
-            <w:tcW w:w="0" w:type="auto"/>
-          </w:tcPr>
-          <w:p>
-            <w:pPr>
-              <w:jc w:val="center"/>
-              <w:rPr>
-                <w:rFonts w:ascii="Times New Roman" w:eastAsia="Times New Roman" w:hAnsi="Times New Roman" w:cs="Times New Roman"/>
-                <w:sz w:val="24"/>
-              </w:rPr>
-            </w:pPr>
-          </w:p>
-        </w:tc>
-      </w:tr>
-    </w:tbl>
     <w:p>
       <w:pPr>
         <w:spacing w:before="120" w:after="120" w:line="340" w:lineRule="exact"/>
@@ -3361,7 +2317,7 @@
               <w:rPr>
                 <w:rFonts w:ascii="Times New Roman" w:eastAsia="Times New Roman" w:hAnsi="Times New Roman" w:cs="Times New Roman"/>
               </w:rPr>
-              <w:t>4721</w:t>
+              <w:t>3312</w:t>
             </w:r>
           </w:p>
         </w:tc>
@@ -3381,7 +2337,7 @@
                 <w:rFonts w:ascii="Times New Roman" w:eastAsia="Times New Roman" w:hAnsi="Times New Roman" w:cs="Times New Roman"/>
                 <w:b/>
               </w:rPr>
-              <w:t>Bán lẻ lương thực</w:t>
+              <w:t>Sửa chữa, bảo dưỡng máy móc, thiết bị</w:t>
             </w:r>
           </w:p>
         </w:tc>
@@ -3441,7 +2397,7 @@
               <w:rPr>
                 <w:rFonts w:ascii="Times New Roman" w:eastAsia="Times New Roman" w:hAnsi="Times New Roman" w:cs="Times New Roman"/>
               </w:rPr>
-              <w:t>4722</w:t>
+              <w:t>3313</w:t>
             </w:r>
           </w:p>
         </w:tc>
@@ -3461,7 +2417,7 @@
                 <w:rFonts w:ascii="Times New Roman" w:eastAsia="Times New Roman" w:hAnsi="Times New Roman" w:cs="Times New Roman"/>
                 <w:b/>
               </w:rPr>
-              <w:t>Bán lẻ thực phẩm</w:t>
+              <w:t>Sửa chữa, bảo dưỡng thiết bị điện tử và quang học</w:t>
             </w:r>
           </w:p>
         </w:tc>
@@ -3480,6 +2436,240 @@
           </w:p>
         </w:tc>
       </w:tr>
+      <w:tr>
+        <w:trPr>
+          <w:cantSplit/>
+          <w:jc w:val="center"/>
+        </w:trPr>
+        <w:tc>
+          <w:tcPr>
+            <w:tcW w:w="253" w:type="pct"/>
+          </w:tcPr>
+          <w:p>
+            <w:pPr>
+              <w:jc w:val="center"/>
+              <w:rPr>
+                <w:rFonts w:ascii="Times New Roman" w:eastAsia="Times New Roman" w:hAnsi="Times New Roman" w:cs="Times New Roman"/>
+              </w:rPr>
+            </w:pPr>
+            <w:r>
+              <w:rPr>
+                <w:rFonts w:ascii="Times New Roman" w:eastAsia="Times New Roman" w:hAnsi="Times New Roman" w:cs="Times New Roman"/>
+              </w:rPr>
+              <w:t>3</w:t>
+            </w:r>
+          </w:p>
+        </w:tc>
+        <w:tc>
+          <w:tcPr>
+            <w:tcW w:w="389" w:type="pct"/>
+          </w:tcPr>
+          <w:p>
+            <w:pPr>
+              <w:jc w:val="center"/>
+              <w:rPr>
+                <w:rFonts w:ascii="Times New Roman" w:eastAsia="Times New Roman" w:hAnsi="Times New Roman" w:cs="Times New Roman"/>
+              </w:rPr>
+            </w:pPr>
+            <w:r>
+              <w:rPr>
+                <w:rFonts w:ascii="Times New Roman" w:eastAsia="Times New Roman" w:hAnsi="Times New Roman" w:cs="Times New Roman"/>
+              </w:rPr>
+              <w:t>3314</w:t>
+            </w:r>
+          </w:p>
+        </w:tc>
+        <w:tc>
+          <w:tcPr>
+            <w:tcW w:w="3872" w:type="pct"/>
+          </w:tcPr>
+          <w:p>
+            <w:pPr>
+              <w:rPr>
+                <w:rFonts w:ascii="Times New Roman" w:eastAsia="Times New Roman" w:hAnsi="Times New Roman" w:cs="Times New Roman"/>
+                <w:b/>
+              </w:rPr>
+            </w:pPr>
+            <w:r>
+              <w:rPr>
+                <w:rFonts w:ascii="Times New Roman" w:eastAsia="Times New Roman" w:hAnsi="Times New Roman" w:cs="Times New Roman"/>
+                <w:b/>
+              </w:rPr>
+              <w:t>Sửa chữa, bảo dưỡng thiết bị điện</w:t>
+            </w:r>
+          </w:p>
+        </w:tc>
+        <w:tc>
+          <w:tcPr>
+            <w:tcW w:w="486" w:type="pct"/>
+          </w:tcPr>
+          <w:p>
+            <w:pPr>
+              <w:jc w:val="center"/>
+              <w:rPr>
+                <w:rFonts w:ascii="Times New Roman" w:eastAsia="Times New Roman" w:hAnsi="Times New Roman" w:cs="Times New Roman"/>
+                <w:sz w:val="24"/>
+              </w:rPr>
+            </w:pPr>
+          </w:p>
+        </w:tc>
+      </w:tr>
+      <w:tr>
+        <w:trPr>
+          <w:cantSplit/>
+          <w:jc w:val="center"/>
+        </w:trPr>
+        <w:tc>
+          <w:tcPr>
+            <w:tcW w:w="253" w:type="pct"/>
+          </w:tcPr>
+          <w:p>
+            <w:pPr>
+              <w:jc w:val="center"/>
+              <w:rPr>
+                <w:rFonts w:ascii="Times New Roman" w:eastAsia="Times New Roman" w:hAnsi="Times New Roman" w:cs="Times New Roman"/>
+              </w:rPr>
+            </w:pPr>
+            <w:r>
+              <w:rPr>
+                <w:rFonts w:ascii="Times New Roman" w:eastAsia="Times New Roman" w:hAnsi="Times New Roman" w:cs="Times New Roman"/>
+              </w:rPr>
+              <w:t>4</w:t>
+            </w:r>
+          </w:p>
+        </w:tc>
+        <w:tc>
+          <w:tcPr>
+            <w:tcW w:w="389" w:type="pct"/>
+          </w:tcPr>
+          <w:p>
+            <w:pPr>
+              <w:jc w:val="center"/>
+              <w:rPr>
+                <w:rFonts w:ascii="Times New Roman" w:eastAsia="Times New Roman" w:hAnsi="Times New Roman" w:cs="Times New Roman"/>
+              </w:rPr>
+            </w:pPr>
+            <w:r>
+              <w:rPr>
+                <w:rFonts w:ascii="Times New Roman" w:eastAsia="Times New Roman" w:hAnsi="Times New Roman" w:cs="Times New Roman"/>
+              </w:rPr>
+              <w:t>3319</w:t>
+            </w:r>
+          </w:p>
+        </w:tc>
+        <w:tc>
+          <w:tcPr>
+            <w:tcW w:w="3872" w:type="pct"/>
+          </w:tcPr>
+          <w:p>
+            <w:pPr>
+              <w:rPr>
+                <w:rFonts w:ascii="Times New Roman" w:eastAsia="Times New Roman" w:hAnsi="Times New Roman" w:cs="Times New Roman"/>
+                <w:b/>
+              </w:rPr>
+            </w:pPr>
+            <w:r>
+              <w:rPr>
+                <w:rFonts w:ascii="Times New Roman" w:eastAsia="Times New Roman" w:hAnsi="Times New Roman" w:cs="Times New Roman"/>
+                <w:b/>
+              </w:rPr>
+              <w:t>Sửa chữa, bảo dưỡng thiết bị khác</w:t>
+            </w:r>
+          </w:p>
+        </w:tc>
+        <w:tc>
+          <w:tcPr>
+            <w:tcW w:w="486" w:type="pct"/>
+          </w:tcPr>
+          <w:p>
+            <w:pPr>
+              <w:jc w:val="center"/>
+              <w:rPr>
+                <w:rFonts w:ascii="Times New Roman" w:eastAsia="Times New Roman" w:hAnsi="Times New Roman" w:cs="Times New Roman"/>
+                <w:sz w:val="24"/>
+              </w:rPr>
+            </w:pPr>
+          </w:p>
+        </w:tc>
+      </w:tr>
+      <w:tr>
+        <w:trPr>
+          <w:cantSplit/>
+          <w:jc w:val="center"/>
+        </w:trPr>
+        <w:tc>
+          <w:tcPr>
+            <w:tcW w:w="253" w:type="pct"/>
+          </w:tcPr>
+          <w:p>
+            <w:pPr>
+              <w:jc w:val="center"/>
+              <w:rPr>
+                <w:rFonts w:ascii="Times New Roman" w:eastAsia="Times New Roman" w:hAnsi="Times New Roman" w:cs="Times New Roman"/>
+              </w:rPr>
+            </w:pPr>
+            <w:r>
+              <w:rPr>
+                <w:rFonts w:ascii="Times New Roman" w:eastAsia="Times New Roman" w:hAnsi="Times New Roman" w:cs="Times New Roman"/>
+              </w:rPr>
+              <w:t>5</w:t>
+            </w:r>
+          </w:p>
+        </w:tc>
+        <w:tc>
+          <w:tcPr>
+            <w:tcW w:w="389" w:type="pct"/>
+          </w:tcPr>
+          <w:p>
+            <w:pPr>
+              <w:jc w:val="center"/>
+              <w:rPr>
+                <w:rFonts w:ascii="Times New Roman" w:eastAsia="Times New Roman" w:hAnsi="Times New Roman" w:cs="Times New Roman"/>
+              </w:rPr>
+            </w:pPr>
+            <w:r>
+              <w:rPr>
+                <w:rFonts w:ascii="Times New Roman" w:eastAsia="Times New Roman" w:hAnsi="Times New Roman" w:cs="Times New Roman"/>
+              </w:rPr>
+              <w:t>4651</w:t>
+            </w:r>
+          </w:p>
+        </w:tc>
+        <w:tc>
+          <w:tcPr>
+            <w:tcW w:w="3872" w:type="pct"/>
+          </w:tcPr>
+          <w:p>
+            <w:pPr>
+              <w:rPr>
+                <w:rFonts w:ascii="Times New Roman" w:eastAsia="Times New Roman" w:hAnsi="Times New Roman" w:cs="Times New Roman"/>
+                <w:b/>
+              </w:rPr>
+            </w:pPr>
+            <w:r>
+              <w:rPr>
+                <w:rFonts w:ascii="Times New Roman" w:eastAsia="Times New Roman" w:hAnsi="Times New Roman" w:cs="Times New Roman"/>
+                <w:b/>
+              </w:rPr>
+              <w:t>Bán buôn máy tính, thiết bị ngoại vi và phần mềm</w:t>
+            </w:r>
+          </w:p>
+        </w:tc>
+        <w:tc>
+          <w:tcPr>
+            <w:tcW w:w="486" w:type="pct"/>
+          </w:tcPr>
+          <w:p>
+            <w:pPr>
+              <w:jc w:val="center"/>
+              <w:rPr>
+                <w:rFonts w:ascii="Times New Roman" w:eastAsia="Times New Roman" w:hAnsi="Times New Roman" w:cs="Times New Roman"/>
+                <w:sz w:val="24"/>
+              </w:rPr>
+            </w:pPr>
+          </w:p>
+        </w:tc>
+      </w:tr>
     </w:tbl>
     <w:p>
       <w:pPr>
@@ -3610,7 +2800,15 @@
           <w:rFonts w:ascii="Times New Roman" w:eastAsia="Calibri" w:hAnsi="Times New Roman" w:cs="Times New Roman"/>
           <w:sz w:val="28"/>
         </w:rPr>
-        <w:t>- Trường hợp chỉ bỏ ngành, nghề kinh doanh chính mà không bổ sung thêm ngành, nghề kinh doanh mới và chọn một ngành, nghề kinh doanh khác trong số các ngành, nghề kinh doanh còn lại đã đăng ký làm ngành, nghề kinh doanh chính thì đồng thời kê khai tại mục 2, 3 nêu trên, cụ thể như sau: kê khai ngành, nghề kinh doanh bị bỏ tại mục 2; kê khai ngành, nghề kinh doanh chính mới tại mục 3.</w:t>
+        <w:t xml:space="preserve">- Trường hợp chỉ bỏ ngành, nghề kinh doanh chính mà không bổ sung thêm ngành, nghề kinh doanh mới và chọn một ngành, nghề kinh doanh khác trong số các ngành, nghề kinh doanh còn lại đã đăng ký làm ngành, nghề kinh doanh chính </w:t>
+      </w:r>
+      <w:r>
+        <w:rPr>
+          <w:rFonts w:ascii="Times New Roman" w:eastAsia="Calibri" w:hAnsi="Times New Roman" w:cs="Times New Roman"/>
+          <w:sz w:val="28"/>
+        </w:rPr>
+        <w:lastRenderedPageBreak/>
+        <w:t>thì đồng thời kê khai tại mục 2, 3 nêu trên, cụ thể như sau: kê khai ngành, nghề kinh doanh bị bỏ tại mục 2; kê khai ngành, nghề kinh doanh chính mới tại mục 3.</w:t>
       </w:r>
     </w:p>
     <w:p>
@@ -3845,7 +3043,7 @@
                 <w:szCs w:val="28"/>
                 <w:lang w:eastAsia="zh-CN"/>
               </w:rPr>
-              <w:t>LỘC LỤC MÚI</w:t>
+              <w:t>TRẦN THỊ THIỆN</w:t>
             </w:r>
           </w:p>
           <w:p>
@@ -3874,7 +3072,7 @@
                 <w:sz w:val="28"/>
                 <w:szCs w:val="28"/>
               </w:rPr>
-              <w:t>02/07/1990</w:t>
+              <w:t>02/05/2001</w:t>
             </w:r>
           </w:p>
           <w:p>
@@ -3936,7 +3134,7 @@
                 <w:szCs w:val="28"/>
                 <w:lang w:eastAsia="zh-CN"/>
               </w:rPr>
-              <w:t>075190004632</w:t>
+              <w:t>040301022006</w:t>
             </w:r>
           </w:p>
           <w:p>
@@ -4237,7 +3435,7 @@
                 <w:sz w:val="28"/>
                 <w:szCs w:val="28"/>
               </w:rPr>
-              <w:t>156 Đường ĐT 741, Ấp 1B</w:t>
+              <w:t>số 165, Ấp tân Lợi</w:t>
             </w:r>
           </w:p>
           <w:p>
@@ -4263,7 +3461,7 @@
                 <w:sz w:val="28"/>
                 <w:szCs w:val="28"/>
               </w:rPr>
-              <w:t>Xã Phước Hòa</w:t>
+              <w:t>Xã Bắc Tân Uyên</w:t>
             </w:r>
           </w:p>
           <w:p>
@@ -4335,6 +3533,24 @@
                 <w:lang w:eastAsia="zh-CN"/>
               </w:rPr>
               <w:t>):</w:t>
+            </w:r>
+            <w:r>
+              <w:rPr>
+                <w:rFonts w:ascii="Times New Roman" w:eastAsia="Times New Roman" w:hAnsi="Times New Roman" w:cs="Times New Roman"/>
+                <w:sz w:val="28"/>
+                <w:szCs w:val="28"/>
+                <w:lang w:eastAsia="zh-CN"/>
+              </w:rPr>
+              <w:t xml:space="preserve"> </w:t>
+            </w:r>
+            <w:r>
+              <w:rPr>
+                <w:rFonts w:ascii="Times New Roman" w:eastAsia="Times New Roman" w:hAnsi="Times New Roman" w:cs="Times New Roman"/>
+                <w:sz w:val="28"/>
+                <w:szCs w:val="28"/>
+                <w:lang w:eastAsia="zh-CN"/>
+              </w:rPr>
+              <w:t>0782 986 715</w:t>
             </w:r>
             <w:r>
               <w:rPr>
@@ -5258,6 +4474,14 @@
                 <w:szCs w:val="28"/>
               </w:rPr>
               <w:t>5</w:t>
+            </w:r>
+            <w:r>
+              <w:rPr>
+                <w:rFonts w:ascii="Times New Roman" w:eastAsia="Calibri" w:hAnsi="Times New Roman" w:cs="Times New Roman"/>
+                <w:sz w:val="28"/>
+                <w:szCs w:val="28"/>
+              </w:rPr>
+              <w:t>0</w:t>
             </w:r>
           </w:p>
         </w:tc>
@@ -6263,366 +5487,6 @@
     </w:p>
     <w:p>
       <w:pPr>
-        <w:rPr>
-          <w:rFonts w:ascii="Times New Roman" w:eastAsia="Times New Roman" w:hAnsi="Times New Roman" w:cs="Times New Roman"/>
-          <w:bCs/>
-          <w:spacing w:val="-4"/>
-          <w:sz w:val="28"/>
-          <w:szCs w:val="28"/>
-          <w:lang w:val="fr-FR"/>
-        </w:rPr>
-      </w:pPr>
-    </w:p>
-    <w:p>
-      <w:pPr>
-        <w:rPr>
-          <w:rFonts w:ascii="Times New Roman" w:eastAsia="Times New Roman" w:hAnsi="Times New Roman" w:cs="Times New Roman"/>
-          <w:bCs/>
-          <w:spacing w:val="-4"/>
-          <w:sz w:val="28"/>
-          <w:szCs w:val="28"/>
-          <w:lang w:val="fr-FR"/>
-        </w:rPr>
-      </w:pPr>
-    </w:p>
-    <w:p>
-      <w:pPr>
-        <w:spacing w:after="0" w:line="240" w:lineRule="auto"/>
-        <w:ind w:left="-142" w:right="-142"/>
-        <w:jc w:val="center"/>
-        <w:rPr>
-          <w:rFonts w:ascii="Times New Roman" w:eastAsia="Calibri" w:hAnsi="Times New Roman" w:cs="Times New Roman"/>
-          <w:sz w:val="28"/>
-          <w:szCs w:val="28"/>
-        </w:rPr>
-      </w:pPr>
-      <w:r>
-        <w:rPr>
-          <w:rFonts w:ascii="Times New Roman" w:eastAsia="Calibri" w:hAnsi="Times New Roman" w:cs="Times New Roman"/>
-          <w:sz w:val="28"/>
-          <w:szCs w:val="28"/>
-        </w:rPr>
-        <w:t>THÔNG BÁO THAY ĐỔI THÔNG TIN VỀ CHỦ SỞ HỮU HƯỞNG LỢI CỦA DOANH NGHIỆP/THÔNG BÁO THAY ĐỔI THÔNG TIN ĐỂ XÁC ĐỊNH CHỦ SỞ HỮU HƯỞNG LỢI</w:t>
-      </w:r>
-    </w:p>
-    <w:p>
-      <w:pPr>
-        <w:spacing w:after="0" w:line="240" w:lineRule="auto"/>
-        <w:jc w:val="center"/>
-        <w:rPr>
-          <w:rFonts w:ascii="Times New Roman" w:eastAsia="Calibri" w:hAnsi="Times New Roman" w:cs="Times New Roman"/>
-          <w:sz w:val="28"/>
-          <w:szCs w:val="28"/>
-        </w:rPr>
-      </w:pPr>
-    </w:p>
-    <w:p>
-      <w:pPr>
-        <w:numPr>
-          <w:ilvl w:val="0"/>
-          <w:numId w:val="3"/>
-        </w:numPr>
-        <w:spacing w:before="120" w:after="120" w:line="300" w:lineRule="exact"/>
-        <w:ind w:firstLine="567"/>
-        <w:jc w:val="both"/>
-        <w:rPr>
-          <w:rFonts w:ascii="Times New Roman" w:eastAsia="Calibri" w:hAnsi="Times New Roman" w:cs="Times New Roman"/>
-          <w:sz w:val="28"/>
-          <w:szCs w:val="28"/>
-          <w:lang w:val="vi-VN"/>
-        </w:rPr>
-      </w:pPr>
-      <w:r>
-        <w:rPr>
-          <w:rFonts w:ascii="Times New Roman" w:eastAsia="Calibri" w:hAnsi="Times New Roman" w:cs="Times New Roman"/>
-          <w:sz w:val="28"/>
-          <w:szCs w:val="28"/>
-          <w:lang w:val="vi-VN"/>
-        </w:rPr>
-        <w:t xml:space="preserve">Trường hợp doanh nghiệp có sự thay đổi chủ sở hữu hưởng lợi của doanh nghiệp, tỷ lệ sở hữu đã kê khai với </w:t>
-      </w:r>
-      <w:r>
-        <w:rPr>
-          <w:rFonts w:ascii="Times New Roman" w:eastAsia="Calibri" w:hAnsi="Times New Roman" w:cs="Times New Roman"/>
-          <w:sz w:val="28"/>
-          <w:szCs w:val="28"/>
-        </w:rPr>
-        <w:t>C</w:t>
-      </w:r>
-      <w:r>
-        <w:rPr>
-          <w:rFonts w:ascii="Times New Roman" w:eastAsia="Calibri" w:hAnsi="Times New Roman" w:cs="Times New Roman"/>
-          <w:sz w:val="28"/>
-          <w:szCs w:val="28"/>
-          <w:lang w:val="vi-VN"/>
-        </w:rPr>
-        <w:t>ơ quan đăng ký kinh doanh cấp tỉnh theo quy định tại khoản 1 Điều 52 Nghị định số 168/2025/NĐ-CP</w:t>
-      </w:r>
-      <w:r>
-        <w:rPr>
-          <w:rFonts w:ascii="Times New Roman" w:eastAsia="Calibri" w:hAnsi="Times New Roman" w:cs="Times New Roman"/>
-          <w:sz w:val="28"/>
-          <w:szCs w:val="28"/>
-        </w:rPr>
-        <w:t xml:space="preserve"> (</w:t>
-      </w:r>
-      <w:r>
-        <w:rPr>
-          <w:rFonts w:ascii="Times New Roman" w:eastAsia="Calibri" w:hAnsi="Times New Roman" w:cs="Times New Roman"/>
-          <w:i/>
-          <w:iCs/>
-          <w:sz w:val="28"/>
-          <w:szCs w:val="28"/>
-        </w:rPr>
-        <w:t>kê khai theo Mẫu số 10 Phụ lục I ban hành kèm theo Thông tư này</w:t>
-      </w:r>
-      <w:r>
-        <w:rPr>
-          <w:rFonts w:ascii="Times New Roman" w:eastAsia="Calibri" w:hAnsi="Times New Roman" w:cs="Times New Roman"/>
-          <w:sz w:val="28"/>
-          <w:szCs w:val="28"/>
-        </w:rPr>
-        <w:t>):</w:t>
-      </w:r>
-      <w:r>
-        <w:rPr>
-          <w:rFonts w:ascii="Times New Roman" w:eastAsia="Calibri" w:hAnsi="Times New Roman" w:cs="Times New Roman"/>
-          <w:iCs/>
-          <w:sz w:val="28"/>
-          <w:szCs w:val="28"/>
-        </w:rPr>
-        <w:t xml:space="preserve"> </w:t>
-      </w:r>
-      <w:r>
-        <w:rPr>
-          <w:rFonts w:ascii="Times New Roman" w:eastAsia="Calibri" w:hAnsi="Times New Roman" w:cs="Times New Roman"/>
-          <w:iCs/>
-          <w:sz w:val="28"/>
-          <w:szCs w:val="28"/>
-        </w:rPr>
-        <w:t>Gởi kèm</w:t>
-      </w:r>
-      <w:r>
-        <w:rPr>
-          <w:rFonts w:ascii="Times New Roman" w:eastAsia="Calibri" w:hAnsi="Times New Roman" w:cs="Times New Roman"/>
-          <w:iCs/>
-          <w:sz w:val="28"/>
-          <w:szCs w:val="28"/>
-        </w:rPr>
-        <w:t>.</w:t>
-      </w:r>
-    </w:p>
-    <w:p>
-      <w:pPr>
-        <w:numPr>
-          <w:ilvl w:val="0"/>
-          <w:numId w:val="3"/>
-        </w:numPr>
-        <w:spacing w:before="120" w:after="120" w:line="300" w:lineRule="exact"/>
-        <w:ind w:firstLine="567"/>
-        <w:jc w:val="both"/>
-        <w:rPr>
-          <w:rFonts w:ascii="Times New Roman" w:eastAsia="Calibri" w:hAnsi="Times New Roman" w:cs="Times New Roman"/>
-          <w:sz w:val="28"/>
-          <w:szCs w:val="28"/>
-        </w:rPr>
-      </w:pPr>
-      <w:r>
-        <w:rPr>
-          <w:rFonts w:ascii="Times New Roman" w:eastAsia="Calibri" w:hAnsi="Times New Roman" w:cs="Times New Roman"/>
-          <w:sz w:val="28"/>
-          <w:szCs w:val="28"/>
-        </w:rPr>
-        <w:t>Trường hợp công ty cổ phần có sự thay đổi cổ đông là tổ chức sở hữu từ 25% tổng số cổ phần có quyền biểu quyết trở lên hoặc thay đổi tỷ lệ sở hữu tổng số cổ phần có quyền biểu quyết theo quy định tại khoản 2 Điều 52 Nghị định số 168/2025/NĐ-CP (</w:t>
-      </w:r>
-      <w:r>
-        <w:rPr>
-          <w:rFonts w:ascii="Times New Roman" w:eastAsia="Calibri" w:hAnsi="Times New Roman" w:cs="Times New Roman"/>
-          <w:i/>
-          <w:iCs/>
-          <w:sz w:val="28"/>
-          <w:szCs w:val="28"/>
-        </w:rPr>
-        <w:t>kê khai theo Mẫu số 11 Phụ lục I ban hành kèm theo Thông tư này</w:t>
-      </w:r>
-      <w:r>
-        <w:rPr>
-          <w:rFonts w:ascii="Times New Roman" w:eastAsia="Calibri" w:hAnsi="Times New Roman" w:cs="Times New Roman"/>
-          <w:sz w:val="28"/>
-          <w:szCs w:val="28"/>
-        </w:rPr>
-        <w:t>):</w:t>
-      </w:r>
-      <w:r>
-        <w:rPr>
-          <w:rFonts w:ascii="Times New Roman" w:eastAsia="Calibri" w:hAnsi="Times New Roman" w:cs="Times New Roman"/>
-          <w:iCs/>
-          <w:sz w:val="28"/>
-          <w:szCs w:val="28"/>
-        </w:rPr>
-        <w:t xml:space="preserve"> Không có.</w:t>
-      </w:r>
-    </w:p>
-    <w:p>
-      <w:pPr>
-        <w:numPr>
-          <w:ilvl w:val="0"/>
-          <w:numId w:val="3"/>
-        </w:numPr>
-        <w:spacing w:before="120" w:after="120" w:line="300" w:lineRule="exact"/>
-        <w:ind w:firstLine="567"/>
-        <w:jc w:val="both"/>
-        <w:rPr>
-          <w:rFonts w:ascii="Times New Roman" w:eastAsia="Calibri" w:hAnsi="Times New Roman" w:cs="Times New Roman"/>
-          <w:sz w:val="28"/>
-          <w:szCs w:val="28"/>
-        </w:rPr>
-      </w:pPr>
-      <w:r>
-        <w:rPr>
-          <w:rFonts w:ascii="Times New Roman" w:eastAsia="Calibri" w:hAnsi="Times New Roman" w:cs="Times New Roman"/>
-          <w:sz w:val="28"/>
-          <w:szCs w:val="28"/>
-        </w:rPr>
-        <w:t>Đối với doanh nghiệp được thành lập trước ngày 01/7/2025, trường hợp doanh nghiệp có thông tin về chủ sở hữu hưởng lợi của doanh nghiệp theo quy định tại khoản 1, khoản 2 Điều 18 Nghị định số 168/2025/NĐ-CP, doanh nghiệp bổ sung thông tin về chủ sở hữu hưởng lợi của doanh nghiệp theo quy định tại khoản 1 Điều 3 Luật số 76/2025/QH15 ngày 17/6/2025 sửa đổi, bổ sung một số điều của Luật Doanh nghiệp (</w:t>
-      </w:r>
-      <w:r>
-        <w:rPr>
-          <w:rFonts w:ascii="Times New Roman" w:eastAsia="Calibri" w:hAnsi="Times New Roman" w:cs="Times New Roman"/>
-          <w:i/>
-          <w:iCs/>
-          <w:sz w:val="28"/>
-          <w:szCs w:val="28"/>
-        </w:rPr>
-        <w:t xml:space="preserve">kê khai </w:t>
-      </w:r>
-      <w:r>
-        <w:rPr>
-          <w:rFonts w:ascii="Times New Roman" w:eastAsia="Calibri" w:hAnsi="Times New Roman" w:cs="Times New Roman"/>
-          <w:i/>
-          <w:sz w:val="28"/>
-          <w:szCs w:val="28"/>
-        </w:rPr>
-        <w:t>theo Mẫu số 10 Phụ lục I ban hành kèm theo Thông tư này</w:t>
-      </w:r>
-      <w:r>
-        <w:rPr>
-          <w:rFonts w:ascii="Times New Roman" w:eastAsia="Calibri" w:hAnsi="Times New Roman" w:cs="Times New Roman"/>
-          <w:iCs/>
-          <w:sz w:val="28"/>
-          <w:szCs w:val="28"/>
-        </w:rPr>
-        <w:t xml:space="preserve">): </w:t>
-      </w:r>
-      <w:r>
-        <w:rPr>
-          <w:rFonts w:ascii="Times New Roman" w:eastAsia="Calibri" w:hAnsi="Times New Roman" w:cs="Times New Roman"/>
-          <w:iCs/>
-          <w:sz w:val="28"/>
-          <w:szCs w:val="28"/>
-        </w:rPr>
-        <w:t>Không có</w:t>
-      </w:r>
-      <w:r>
-        <w:rPr>
-          <w:rFonts w:ascii="Times New Roman" w:eastAsia="Calibri" w:hAnsi="Times New Roman" w:cs="Times New Roman"/>
-          <w:sz w:val="28"/>
-          <w:szCs w:val="28"/>
-        </w:rPr>
-        <w:t>.</w:t>
-      </w:r>
-    </w:p>
-    <w:p>
-      <w:pPr>
-        <w:numPr>
-          <w:ilvl w:val="0"/>
-          <w:numId w:val="3"/>
-        </w:numPr>
-        <w:spacing w:before="120" w:after="120" w:line="300" w:lineRule="exact"/>
-        <w:ind w:firstLine="567"/>
-        <w:jc w:val="both"/>
-        <w:rPr>
-          <w:rFonts w:ascii="Times New Roman" w:eastAsia="Calibri" w:hAnsi="Times New Roman" w:cs="Times New Roman"/>
-          <w:sz w:val="28"/>
-          <w:szCs w:val="28"/>
-        </w:rPr>
-      </w:pPr>
-      <w:r>
-        <w:rPr>
-          <w:rFonts w:ascii="Times New Roman" w:eastAsia="Calibri" w:hAnsi="Times New Roman" w:cs="Times New Roman"/>
-          <w:sz w:val="28"/>
-          <w:szCs w:val="28"/>
-        </w:rPr>
-        <w:t>Đối với công ty cổ phần được đăng ký thành lập trước ngày 01/7/2025, trường hợp công ty cổ phần có thông tin để xác định chủ sở hữu hưởng lợi của doanh nghiệp theo quy định tại khoản 3 Điều 18 Nghị định số 168/2025/NĐ-CP, công ty cổ phần bổ sung thông tin để xác định chủ sở hữu hưởng lợi của doanh nghiệp theo quy định tại khoản 1 Điều 3 Luật số 76/2025/QH15 ngày 17/6/2025 sửa đổi, bổ sung một số điều của Luật Doanh nghiệp (</w:t>
-      </w:r>
-      <w:r>
-        <w:rPr>
-          <w:rFonts w:ascii="Times New Roman" w:eastAsia="Calibri" w:hAnsi="Times New Roman" w:cs="Times New Roman"/>
-          <w:i/>
-          <w:iCs/>
-          <w:sz w:val="28"/>
-          <w:szCs w:val="28"/>
-        </w:rPr>
-        <w:t>kê khai theo Mẫu số 11 Phụ lục I ban hành kèm theo Thông tư này</w:t>
-      </w:r>
-      <w:r>
-        <w:rPr>
-          <w:rFonts w:ascii="Times New Roman" w:eastAsia="Calibri" w:hAnsi="Times New Roman" w:cs="Times New Roman"/>
-          <w:sz w:val="28"/>
-          <w:szCs w:val="28"/>
-        </w:rPr>
-        <w:t xml:space="preserve">): </w:t>
-      </w:r>
-      <w:r>
-        <w:rPr>
-          <w:rFonts w:ascii="Times New Roman" w:eastAsia="Calibri" w:hAnsi="Times New Roman" w:cs="Times New Roman"/>
-          <w:iCs/>
-          <w:sz w:val="28"/>
-          <w:szCs w:val="28"/>
-        </w:rPr>
-        <w:t>Không có</w:t>
-      </w:r>
-    </w:p>
-    <w:p>
-      <w:pPr>
-        <w:spacing w:before="120" w:after="120" w:line="240" w:lineRule="auto"/>
-        <w:contextualSpacing/>
-        <w:jc w:val="center"/>
-        <w:rPr>
-          <w:rFonts w:ascii="Times New Roman" w:eastAsia="Calibri" w:hAnsi="Times New Roman" w:cs="Times New Roman"/>
-          <w:b/>
-          <w:bCs/>
-          <w:kern w:val="28"/>
-          <w:sz w:val="28"/>
-          <w:szCs w:val="32"/>
-          <w:lang w:eastAsia="x-none"/>
-        </w:rPr>
-      </w:pPr>
-      <w:r>
-        <w:rPr>
-          <w:rFonts w:ascii="Times New Roman" w:eastAsia="Times New Roman" w:hAnsi="Times New Roman" w:cs="Times New Roman"/>
-          <w:bCs/>
-          <w:spacing w:val="-4"/>
-          <w:sz w:val="28"/>
-          <w:szCs w:val="28"/>
-          <w:lang w:val="fr-FR"/>
-        </w:rPr>
-        <w:t xml:space="preserve"> </w:t>
-      </w:r>
-      <w:r>
-        <w:rPr>
-          <w:rFonts w:ascii="Times New Roman" w:eastAsia="Times New Roman" w:hAnsi="Times New Roman" w:cs="Times New Roman"/>
-          <w:bCs/>
-          <w:spacing w:val="-4"/>
-          <w:sz w:val="28"/>
-          <w:szCs w:val="28"/>
-          <w:lang w:val="fr-FR"/>
-        </w:rPr>
-        <w:br w:type="page"/>
-      </w:r>
-    </w:p>
-    <w:p>
-      <w:pPr>
         <w:spacing w:before="180" w:after="180" w:line="240" w:lineRule="auto"/>
         <w:ind w:left="993" w:right="850"/>
         <w:jc w:val="center"/>
@@ -6717,112 +5581,6 @@
           <w:lang w:eastAsia="x-none"/>
         </w:rPr>
       </w:pPr>
-    </w:p>
-    <w:p>
-      <w:pPr>
-        <w:pStyle w:val="ListParagraph"/>
-        <w:numPr>
-          <w:ilvl w:val="0"/>
-          <w:numId w:val="5"/>
-        </w:numPr>
-        <w:spacing w:before="60" w:after="60" w:line="240" w:lineRule="auto"/>
-        <w:jc w:val="both"/>
-        <w:rPr>
-          <w:rFonts w:ascii="Times New Roman" w:eastAsia="Calibri" w:hAnsi="Times New Roman" w:cs="Times New Roman"/>
-          <w:b/>
-          <w:bCs/>
-          <w:kern w:val="28"/>
-          <w:sz w:val="28"/>
-          <w:szCs w:val="32"/>
-          <w:lang w:eastAsia="x-none"/>
-        </w:rPr>
-      </w:pPr>
-      <w:r>
-        <w:rPr>
-          <w:rFonts w:ascii="Times New Roman" w:eastAsia="Calibri" w:hAnsi="Times New Roman" w:cs="Times New Roman"/>
-          <w:bCs/>
-          <w:kern w:val="28"/>
-          <w:sz w:val="28"/>
-          <w:szCs w:val="32"/>
-          <w:lang w:eastAsia="x-none"/>
-        </w:rPr>
-        <w:t>Cập nhật địa chỉ trụ sở vì sáp nhập tỉnh thành</w:t>
-      </w:r>
-      <w:r>
-        <w:rPr>
-          <w:rFonts w:ascii="Times New Roman" w:eastAsia="Calibri" w:hAnsi="Times New Roman" w:cs="Times New Roman"/>
-          <w:bCs/>
-          <w:kern w:val="28"/>
-          <w:sz w:val="28"/>
-          <w:szCs w:val="32"/>
-          <w:lang w:eastAsia="x-none"/>
-        </w:rPr>
-        <w:t xml:space="preserve">: </w:t>
-      </w:r>
-      <w:r>
-        <w:rPr>
-          <w:rFonts w:ascii="Times New Roman" w:eastAsia="Calibri" w:hAnsi="Times New Roman" w:cs="Times New Roman"/>
-          <w:bCs/>
-          <w:kern w:val="28"/>
-          <w:sz w:val="28"/>
-          <w:szCs w:val="32"/>
-          <w:lang w:eastAsia="x-none"/>
-        </w:rPr>
-        <w:t>156 Đường ĐT 741, Ấp 1B, Xã Phước Hòa, thành Phố Hồ Chí Minh</w:t>
-      </w:r>
-      <w:r>
-        <w:rPr>
-          <w:rFonts w:ascii="Times New Roman" w:eastAsia="Calibri" w:hAnsi="Times New Roman" w:cs="Times New Roman"/>
-          <w:bCs/>
-          <w:kern w:val="28"/>
-          <w:sz w:val="28"/>
-          <w:szCs w:val="32"/>
-          <w:lang w:eastAsia="x-none"/>
-        </w:rPr>
-        <w:t>, Việt Nam</w:t>
-      </w:r>
-    </w:p>
-    <w:p>
-      <w:pPr>
-        <w:pStyle w:val="ListParagraph"/>
-        <w:numPr>
-          <w:ilvl w:val="0"/>
-          <w:numId w:val="5"/>
-        </w:numPr>
-        <w:spacing w:before="60" w:after="60" w:line="240" w:lineRule="auto"/>
-        <w:jc w:val="both"/>
-        <w:rPr>
-          <w:rFonts w:ascii="Times New Roman" w:eastAsia="Calibri" w:hAnsi="Times New Roman" w:cs="Times New Roman"/>
-          <w:b/>
-          <w:bCs/>
-          <w:kern w:val="28"/>
-          <w:sz w:val="28"/>
-          <w:szCs w:val="32"/>
-          <w:lang w:eastAsia="x-none"/>
-        </w:rPr>
-      </w:pPr>
-      <w:r>
-        <w:rPr>
-          <w:rFonts w:ascii="Times New Roman" w:eastAsia="Calibri" w:hAnsi="Times New Roman" w:cs="Times New Roman"/>
-          <w:bCs/>
-          <w:kern w:val="28"/>
-          <w:sz w:val="28"/>
-          <w:szCs w:val="32"/>
-          <w:lang w:eastAsia="x-none"/>
-        </w:rPr>
-        <w:t xml:space="preserve">Cập nhật số điện thoại trong địa chỉ trụ sở: </w:t>
-      </w:r>
-      <w:r>
-        <w:rPr>
-          <w:rFonts w:ascii="Times New Roman" w:eastAsia="Calibri" w:hAnsi="Times New Roman" w:cs="Times New Roman"/>
-          <w:bCs/>
-          <w:kern w:val="28"/>
-          <w:sz w:val="28"/>
-          <w:szCs w:val="32"/>
-          <w:lang w:eastAsia="x-none"/>
-        </w:rPr>
-        <w:t>0394936396</w:t>
-      </w:r>
     </w:p>
     <w:p>
       <w:pPr>
@@ -7508,15 +6266,14 @@
       </w:r>
       <w:r>
         <w:rPr>
-          <w:rFonts w:ascii="Times New Roman" w:eastAsia="Times New Roman" w:hAnsi="Times New Roman"/>
-          <w:b/>
-          <w:bCs/>
-          <w:color w:val="000000" w:themeColor="text1"/>
-          <w:sz w:val="26"/>
-          <w:szCs w:val="26"/>
-        </w:rPr>
-        <w:t>LỘC LỤC MÚI</w:t>
-      </w:r>
+          <w:rFonts w:ascii="Times New Roman" w:eastAsia="Times New Roman" w:hAnsi="Times New Roman" w:cs="Times New Roman"/>
+          <w:sz w:val="24"/>
+          <w:szCs w:val="24"/>
+        </w:rPr>
+        <w:t>PHẠM THỊ THÚY ANH</w:t>
+      </w:r>
+      <w:bookmarkStart w:id="7" w:name="_GoBack"/>
+      <w:bookmarkEnd w:id="7"/>
     </w:p>
     <w:sectPr>
       <w:headerReference w:type="first" r:id="rId7"/>
